--- a/testakten/nachehelicher-unterhalt-befristung-1578b-muenster/06_kinderbetreuung_damals_heute.docx
+++ b/testakten/nachehelicher-unterhalt-befristung-1578b-muenster/06_kinderbetreuung_damals_heute.docx
@@ -29,7 +29,7 @@
         <w:jc w:val="left"/>
       </w:pPr>
       <w:r>
-        <w:t>Für § 1578b BGB ist von Bedeutung, in welchem Umfang die Berechtigte während der Ehe durch Kinderbetreuung an einer Erwerbstätigkeit gehindert war und ob heute noch Betreuungslasten bestehen. Bestehen keine Betreuungslasten mehr, entfällt der Betreuungsunterhalt nach § 1570 BGB; in Betracht kommt dann allenfalls Aufstockungs- oder Krankheitsunterhalt, der der Befristung nach § 1578b BGB grundsätzlich zugänglich ist.</w:t>
+        <w:t>Für Paragraf 1578b BGB ist von Bedeutung, in welchem Umfang die Berechtigte während der Ehe durch Kinderbetreuung an einer Erwerbstätigkeit gehindert war und ob heute noch Betreuungslasten bestehen. Bestehen keine Betreuungslasten mehr, entfällt der Betreuungsunterhalt nach Paragraf 1570 BGB; in Betracht kommt dann allenfalls Aufstockungs- oder Krankheitsunterhalt, der der Befristung nach Paragraf 1578b BGB grundsätzlich zugänglich ist.</w:t>
       </w:r>
     </w:p>
     <w:p>
@@ -67,7 +67,7 @@
         <w:jc w:val="left"/>
       </w:pPr>
       <w:r>
-        <w:t>Beide Kinder sind volljährig. Jonas ist wirtschaftlich selbstständig. Lina studiert in Köln und lebt dort in einer eigenen Wohnung. Eine fortlaufende Betreuungslast von Frau Voßkamp besteht nicht mehr. Ein Anspruch aus § 1570 BGB scheidet damit aus. Der zugrunde liegende Unterhalt ist als Aufstockungsunterhalt nach § 1573 Abs. 2 BGB einzuordnen, gegebenenfalls ergänzt um Gesichtspunkte des § 1572 BGB, falls gesundheitliche Einschränkungen geltend gemacht werden.</w:t>
+        <w:t>Beide Kinder sind volljährig. Jonas ist wirtschaftlich selbstständig. Lina studiert in Köln und lebt dort in einer eigenen Wohnung. Eine fortlaufende Betreuungslast von Frau Voßkamp besteht nicht mehr. Ein Anspruch aus Paragraf 1570 BGB scheidet damit aus. Der zugrunde liegende Unterhalt ist als Aufstockungsunterhalt nach Paragraf 1573 Abs. 2 BGB einzuordnen, gegebenenfalls ergänzt um Gesichtspunkte des Paragrafen 1572 BGB, falls gesundheitliche Einschränkungen geltend gemacht werden.</w:t>
       </w:r>
     </w:p>
     <w:p>
@@ -105,7 +105,7 @@
         <w:jc w:val="left"/>
       </w:pPr>
       <w:r>
-        <w:t>Es ist aufzuklären, ob Frau Voßkamp gesundheitliche Einschränkungen geltend macht, die eine Vollzeittätigkeit hindern. Solche Einschränkungen wären gesondert nach § 1572 BGB zu bewerten und könnten der Befristung entgegenstehen, soweit sie ehebedingt sind. Bislang liegen hierzu keine Anhaltspunkte vor.</w:t>
+        <w:t>Es ist aufzuklären, ob Frau Voßkamp gesundheitliche Einschränkungen geltend macht, die eine Vollzeittätigkeit hindern. Solche Einschränkungen wären gesondert nach Paragraf 1572 BGB zu bewerten und könnten der Befristung entgegenstehen, soweit sie ehebedingt sind. Bislang liegen hierzu keine Anhaltspunkte vor.</w:t>
       </w:r>
     </w:p>
     <w:sectPr>
